--- a/docs/DSH交接清单.docx
+++ b/docs/DSH交接清单.docx
@@ -1703,7 +1703,7 @@
                 <w:rFonts w:ascii="Microsoft YaHei" w:hAnsi="Microsoft YaHei" w:eastAsia="Microsoft YaHei"/>
                 <w:sz w:val="18"/>
               </w:rPr>
-              <w:t>开发用 PGlite（项目内 .pgdata，零安装）；验真 schema 时用 E:\TOOLS\pgsql 的 PostgreSQL 17，端口 5433</w:t>
+              <w:t>开发用 PGlite（项目内 .pgdata，零安装）；验真 schema 时用 E:\TOOLS\pgsql 的 PostgreSQL 17，端口 5432</w:t>
             </w:r>
           </w:p>
         </w:tc>
